--- a/ru/discovery-articles/7.10 Клеточное сельское хозяйство.docx
+++ b/ru/discovery-articles/7.10 Клеточное сельское хозяйство.docx
@@ -4,136 +4,103 @@
   <w:body>
     <w:p>
       <w:pPr>
-        <w:spacing w:before="0" w:after="80"/>
+        <w:pStyle w:val="Title"/>
+        <w:widowControl/>
       </w:pPr>
       <w:r>
-        <w:rPr>
-          <w:rFonts w:ascii="Calibri" w:hAnsi="Calibri" w:cs="Calibri"/>
-          <w:b/>
-          <w:color w:val="2E74B5"/>
-          <w:sz w:val="20"/>
-        </w:rPr>
-        <w:t>7. Новые и преобразующие технологии</w:t>
+        <w:t>7.10 Клеточное сельское хозяйство</w:t>
       </w:r>
     </w:p>
     <w:p>
       <w:pPr>
         <w:keepNext/>
-        <w:spacing w:before="0" w:after="120"/>
+        <w:widowControl/>
       </w:pPr>
       <w:r>
         <w:rPr>
-          <w:rFonts w:ascii="Calibri" w:hAnsi="Calibri" w:cs="Calibri"/>
-          <w:b/>
-          <w:color w:val="0B2545"/>
-          <w:sz w:val="48"/>
+          <w:sz w:val="20"/>
         </w:rPr>
-        <w:t>7.10 Клеточное сельское хозяйство</w:t>
+        <w:t>7. Новые технологии, меняющие мир</w:t>
       </w:r>
     </w:p>
     <w:p>
       <w:pPr>
-        <w:spacing w:before="0" w:after="200" w:line="276" w:lineRule="auto"/>
+        <w:keepNext/>
+        <w:widowControl/>
       </w:pPr>
       <w:r>
         <w:rPr>
-          <w:rFonts w:ascii="Calibri" w:hAnsi="Calibri" w:cs="Calibri"/>
-          <w:i/>
-          <w:color w:val="666666"/>
-          <w:sz w:val="21"/>
+          <w:sz w:val="20"/>
         </w:rPr>
-        <w:t>Период: начало XXI века — первые доказательства из тканевой инженерии; 2010-е годы — демонстрации культивированного мяса; продолжающееся масштабирование производства и разработка регулирования | Ключевые фигуры: специалисты по тканевой инженерии и пищевым технологиям; стартапы и университетские лаборатории, выращивающие животные клетки для пищевых продуктов</w:t>
+        <w:t>Период: начало XXI века — тканеинженерные подтверждения; 2010-е — показы культивированного мяса; продолжающиеся масштабирование и регулирование | Основные участники: тканевые инженеры, пищевые исследователи, стартапы и университетские лаборатории</w:t>
       </w:r>
     </w:p>
     <w:p>
       <w:pPr>
-        <w:spacing w:before="0" w:after="200" w:line="300" w:lineRule="auto"/>
+        <w:widowControl/>
       </w:pPr>
       <w:r>
-        <w:rPr>
-          <w:rFonts w:ascii="Calibri" w:hAnsi="Calibri" w:cs="Calibri"/>
-          <w:color w:val="0B2545"/>
-          <w:sz w:val="23"/>
-        </w:rPr>
-        <w:t>Клеточное сельское хозяйство получает продукты животного происхождения из клеток, не выращивая и не забивая целое животное. Культивированное мясо и родственные технологии пытаются отделить производство белка от экологической нагрузки традиционного животноводства.</w:t>
+        <w:t>Клеточное сельское хозяйство получает продукты животного происхождения из клеток, вместо того чтобы выращивать и забивать целых животных. Культивируемое мясо и родственные продукты призваны уменьшить зависимость производства белка от традиционного животноводства и его воздействия на окружающую среду.</w:t>
       </w:r>
     </w:p>
     <w:p>
       <w:pPr>
         <w:pStyle w:val="Heading1"/>
+        <w:widowControl/>
       </w:pPr>
       <w:r>
-        <w:t>Ключевые факты</w:t>
+        <w:t>Кратко о главном</w:t>
       </w:r>
     </w:p>
     <w:p>
       <w:pPr>
-        <w:keepLines/>
-        <w:spacing w:after="80" w:line="300" w:lineRule="auto"/>
-        <w:numPr>
-          <w:ilvl w:val="0"/>
-          <w:numId w:val="10"/>
-        </w:numPr>
+        <w:pStyle w:val="ListBullet"/>
+        <w:widowControl/>
       </w:pPr>
       <w:r>
-        <w:t>Методы тканевой инженерии приспособили биореакторы и каркасы для выращивания мышечных и жировых клеток в пищевых целях.</w:t>
+        <w:t>Тканевая инженерия приспособила биореакторы и каркасы к мышечным и жировым клеткам для пищи.</w:t>
       </w:r>
     </w:p>
     <w:p>
       <w:pPr>
-        <w:keepLines/>
-        <w:spacing w:after="80" w:line="300" w:lineRule="auto"/>
-        <w:numPr>
-          <w:ilvl w:val="0"/>
-          <w:numId w:val="10"/>
-        </w:numPr>
+        <w:pStyle w:val="ListBullet"/>
+        <w:widowControl/>
       </w:pPr>
       <w:r>
-        <w:t>В 2010–2020-е годы в нескольких странах прошли публичные дегустации культивированного мяса и появились первые разрешения на ограниченные продажи.</w:t>
+        <w:t>В 2010–2020-х прошли дегустации и появились ограниченные разрешения в нескольких юрисдикциях.</w:t>
       </w:r>
     </w:p>
     <w:p>
       <w:pPr>
-        <w:keepLines/>
-        <w:spacing w:after="80" w:line="300" w:lineRule="auto"/>
-        <w:numPr>
-          <w:ilvl w:val="0"/>
-          <w:numId w:val="10"/>
-        </w:numPr>
+        <w:pStyle w:val="ListBullet"/>
+        <w:widowControl/>
       </w:pPr>
       <w:r>
-        <w:t>Главные источники затрат и инженерных трудностей — питательная среда, клеточные линии и стерильное масштабное производство.</w:t>
+        <w:t>Цена и техника зависят от питательных сред, клеточных линий и стерильного масштабирования.</w:t>
       </w:r>
     </w:p>
     <w:p>
       <w:pPr>
-        <w:keepLines/>
-        <w:spacing w:after="80" w:line="300" w:lineRule="auto"/>
-        <w:numPr>
-          <w:ilvl w:val="0"/>
-          <w:numId w:val="10"/>
-        </w:numPr>
+        <w:pStyle w:val="ListBullet"/>
+        <w:widowControl/>
       </w:pPr>
       <w:r>
-        <w:t>К родственным продуктам относятся молочные белки и другие вещества животного происхождения, полученные из клеток или микроорганизмов без содержания стад.</w:t>
+        <w:t>Родственные продукты — молочные белки и другие животные молекулы, получаемые без стад.</w:t>
       </w:r>
     </w:p>
     <w:p>
       <w:pPr>
-        <w:keepLines/>
-        <w:spacing w:after="80" w:line="300" w:lineRule="auto"/>
-        <w:numPr>
-          <w:ilvl w:val="0"/>
-          <w:numId w:val="10"/>
-        </w:numPr>
+        <w:pStyle w:val="ListBullet"/>
+        <w:widowControl/>
       </w:pPr>
       <w:r>
-        <w:t>Наряду с техническим прогрессом продолжаются споры о регулировании, маркировке и расходе энергии.</w:t>
+        <w:t>Регулирование, маркировка и энергия обсуждаются вместе с техническим прогрессом.</w:t>
       </w:r>
     </w:p>
     <w:p>
       <w:pPr>
         <w:pStyle w:val="Heading1"/>
+        <w:widowControl/>
       </w:pPr>
       <w:r>
         <w:t>Что это такое</w:t>
@@ -141,143 +108,101 @@
     </w:p>
     <w:p>
       <w:pPr>
-        <w:keepLines w:val="0"/>
+        <w:widowControl/>
       </w:pPr>
       <w:r>
-        <w:t>Клеточное сельское хозяйство производит мясо, жир, молочные белки и другие продукты, выращивая животные клетки или микроорганизмы вместо целых животных. Клетки размножаются в биореакторах с питательными веществами; иногда им придают структуру с помощью специальных каркасов.</w:t>
-      </w:r>
-    </w:p>
-    <w:p>
-      <w:pPr>
-        <w:keepLines w:val="0"/>
-      </w:pPr>
-      <w:r>
-        <w:t>Цель — получить знакомую пищу, но с иной производственной цепочкой. Говоря образно, такое мясо выращивают как урожай из клеток.</w:t>
+        <w:t>В клеточном сельском хозяйстве мясо, жиры или молочные белки производят, выращивая животные клетки либо микроорганизмы, которые вырабатывают нужные вещества. Это позволяет обходиться без выращивания целого животного ради каждой партии продукта. Клетки размножаются в биореакторах с питательной средой, иногда на каркасах, задающих текстуру. Цель — получить привычную пищу другим производственным путём. Проще говоря, мясо здесь выращивают как культуру клеток.</w:t>
       </w:r>
     </w:p>
     <w:p>
       <w:pPr>
         <w:pStyle w:val="Heading1"/>
+        <w:widowControl/>
       </w:pPr>
       <w:r>
-        <w:t>Кто это открыл или изобрёл</w:t>
+        <w:t>Кто открыл или изобрёл</w:t>
       </w:r>
     </w:p>
     <w:p>
       <w:pPr>
-        <w:keepLines w:val="0"/>
+        <w:widowControl/>
       </w:pPr>
       <w:r>
-        <w:t>Область опирается на десятилетия медицинской тканевой инженерии и промышленной ферментации. Затем университетские лаборатории и стартапы направили эти знания не на создание имплантатов, а на производство пищи.</w:t>
-      </w:r>
-    </w:p>
-    <w:p>
-      <w:pPr>
-        <w:keepLines w:val="0"/>
-      </w:pPr>
-      <w:r>
-        <w:t>У культивированного мяса нет единственного изобретателя: технология возникла на пересечении клеточной биологии, инженерии биопроцессов и пищевой науки. Повара и регулирующие органы присоединились позднее, когда первые продукты приблизились к ресторанной тарелке.</w:t>
+        <w:t>Это направление опирается на десятилетия медицинской тканевой инженерии и опыт ферментации. Затем университетские команды и молодые компании стали создавать пищевые продукты вместо имплантов. Единственного изобретателя культивируемого мяса нет: здесь соединились клеточная биология, инженерия биопроцессов и пищевая наука. Когда продукты приблизились к потребителю, к работе подключились повара и регулирующие органы.</w:t>
       </w:r>
     </w:p>
     <w:p>
       <w:pPr>
         <w:pStyle w:val="Heading1"/>
+        <w:widowControl/>
       </w:pPr>
       <w:r>
-        <w:t>Когда и как это появилось</w:t>
+        <w:t>Когда и как появилось</w:t>
       </w:r>
     </w:p>
     <w:p>
       <w:pPr>
-        <w:keepLines w:val="0"/>
+        <w:widowControl/>
       </w:pPr>
       <w:r>
-        <w:t>В 2010-е годы экспериментальные бургеры и наггетсы доказали, что технология способна воспроизвести вкус и ощущение пищи, хотя цена была огромной. Затем в странах с правилами для новых видов продуктов появились опытные предприятия и ограниченные ресторанные продажи.</w:t>
-      </w:r>
-    </w:p>
-    <w:p>
-      <w:pPr>
-        <w:keepLines w:val="0"/>
-      </w:pPr>
-      <w:r>
-        <w:t>При масштабировании главными задачами стали дешёвая питательная среда, защита от загрязнения и создание текстуры цельного куска мяса. Параллельно развивалась микробная ферментация для получения животных белков. До полноценного массового рынка технология пока не дошла.</w:t>
+        <w:t>Экспериментальные бургеры и наггетсы 2010-х годов показали, что нужных вкусовых свойств можно достичь, хотя и при высокой стоимости. Затем появились опытные предприятия и ограниченные продажи в ресторанах там, где действовали процедуры допуска новых пищевых продуктов. Для расширения производства нужны дешёвые питательные среды, защита от загрязнения и текстура, похожая на цельные куски мяса. Параллельно развивалась ферментация с использованием микроорганизмов для получения животных белков. Выход на массовый рынок пока остаётся нерешённой задачей.</w:t>
       </w:r>
     </w:p>
     <w:p>
       <w:pPr>
         <w:pStyle w:val="Heading1"/>
+        <w:widowControl/>
       </w:pPr>
       <w:r>
-        <w:t>Научное значение</w:t>
+        <w:t>Значение для науки</w:t>
       </w:r>
     </w:p>
     <w:p>
       <w:pPr>
-        <w:keepLines w:val="0"/>
+        <w:widowControl/>
       </w:pPr>
       <w:r>
-        <w:t>Клеточное сельское хозяйство требует стерильных биопроцессов пищевого, а не фармацевтического масштаба и точных методов оценки вкуса и текстуры. Экологический эффект сравнивают с животноводством по земле, воде и выбросам парниковых газов, но результаты анализа жизненного цикла остаются предметом споров.</w:t>
-      </w:r>
-    </w:p>
-    <w:p>
-      <w:pPr>
-        <w:keepLines w:val="0"/>
-      </w:pPr>
-      <w:r>
-        <w:t>Биология стволовых клеток и бессмертных клеточных линий становится параметром пищевого производства. По существу, учёные проверяют, можно ли превратить животную ткань в управляемый промышленный материал.</w:t>
+        <w:t>Технология требует стерильных биопроцессов в масштабах пищевого производства и измеримой оценки вкуса и текстуры. Затраты земли и воды, а также парниковые выбросы сравнивают с показателями животноводства, но оценки полного жизненного цикла вызывают споры. Свойства стволовых клеток и иммортализованных клеточных линий, способных длительно размножаться, становятся производственными параметрами. Исследователи проверяют, можно ли изготовлять животную ткань как промышленный материал.</w:t>
       </w:r>
     </w:p>
     <w:p>
       <w:pPr>
         <w:pStyle w:val="Heading1"/>
+        <w:widowControl/>
       </w:pPr>
       <w:r>
-        <w:t>Влияние на последующее развитие</w:t>
+        <w:t>Влияние на дальнейшее развитие</w:t>
       </w:r>
     </w:p>
     <w:p>
       <w:pPr>
-        <w:keepLines w:val="0"/>
+        <w:widowControl/>
       </w:pPr>
       <w:r>
-        <w:t>Инвестиции в альтернативные белки ускорили развитие растительных продуктов и точной ферментации. Производители биореакторов получили новых заказчиков за пределами фармацевтики.</w:t>
-      </w:r>
-    </w:p>
-    <w:p>
-      <w:pPr>
-        <w:keepLines w:val="0"/>
-      </w:pPr>
-      <w:r>
-        <w:t>Кулинарные лаборатории заново разрабатывают жиры и маринады для смешанных культивированных продуктов. Споры о том, можно ли называть их «мясом», предвещают будущие конфликты вокруг маркировки других новых видов пищи.</w:t>
+        <w:t>Инвестиции в альтернативные белки поддержали также растительные продукты и прецизионную ферментацию — получение заданных веществ с помощью микроорганизмов. Производители биореакторов нашли клиентов за пределами фармацевтики. Кулинарные исследования заново подбирают маринады и жиры для смесей с культивируемыми компонентами. Споры о праве называть продукт «мясом» предвосхищают другие конфликты вокруг маркировки.</w:t>
       </w:r>
     </w:p>
     <w:p>
       <w:pPr>
         <w:pStyle w:val="Heading1"/>
+        <w:widowControl/>
       </w:pPr>
       <w:r>
-        <w:t>Как это изменило жизнь людей</w:t>
+        <w:t>Как изменило жизнь людей</w:t>
       </w:r>
     </w:p>
     <w:p>
       <w:pPr>
-        <w:keepLines w:val="0"/>
+        <w:widowControl/>
       </w:pPr>
       <w:r>
-        <w:t>Для большинства потребителей содержимое тарелки пока не изменилось, но для исследователей и инвесторов перемены уже произошли. Животноводческие сообщества оценивают риск экономической угрозы и возможность занять собственную нишу.</w:t>
-      </w:r>
-    </w:p>
-    <w:p>
-      <w:pPr>
-        <w:keepLines w:val="0"/>
-      </w:pPr>
-      <w:r>
-        <w:t>Этические споры сталкивают заботу о благополучии животных, представления о «естественной» пище и вопрос справедливого распределения энергозатрат. Если стоимость снизится, снабжение городов белком сможет частично отвязаться от пастбищ, но взамен возникнет зависимость от новой промышленной инфраструктуры.</w:t>
+        <w:t>Для большинства людей повседневное питание ещё не изменилось, но для исследователей и инвесторов новая отрасль уже стала реальностью. Животноводческие сообщества видят в ней экономическую угрозу или возможность сосуществовать в разных нишах. Этические споры касаются благополучия животных, «натуральности» пищи и справедливого распределения энергетических затрат. Если цены снизятся, снабжение городов белком сможет отчасти отделиться от пастбищ, но возникнут новые зависимости от промышленного производства.</w:t>
       </w:r>
     </w:p>
     <w:p>
       <w:pPr>
         <w:pStyle w:val="Heading1"/>
+        <w:widowControl/>
       </w:pPr>
       <w:r>
         <w:t>Источники и литература</w:t>
@@ -286,157 +211,163 @@
     <w:p>
       <w:pPr>
         <w:pStyle w:val="Heading2"/>
+        <w:widowControl/>
       </w:pPr>
       <w:r>
-        <w:t>C. Материалы научных учреждений и энциклопедий</w:t>
+        <w:rPr>
+          <w:sz w:val="20"/>
+        </w:rPr>
+        <w:t>Материалы организаций и энциклопедии</w:t>
       </w:r>
     </w:p>
     <w:p>
       <w:pPr>
-        <w:keepLines/>
-        <w:spacing w:after="80" w:line="300" w:lineRule="auto"/>
-        <w:numPr>
-          <w:ilvl w:val="0"/>
-          <w:numId w:val="11"/>
-        </w:numPr>
+        <w:widowControl/>
       </w:pPr>
       <w:r>
-        <w:t xml:space="preserve">Good Food Institute. Обзор культивированного мяса и ферментационных технологий. </w:t>
+        <w:rPr>
+          <w:sz w:val="20"/>
+        </w:rPr>
+        <w:t xml:space="preserve">1. Good Food Institute. Cultivated meat and fermentation explainers. </w:t>
       </w:r>
+      <w:hyperlink r:id="rId9">
+        <w:r>
+          <w:rPr>
+            <w:sz w:val="20"/>
+          </w:rPr>
+          <w:t>https://gfi.org/cultivated-meat/</w:t>
+        </w:r>
+      </w:hyperlink>
       <w:r>
-        <w:t xml:space="preserve"> </w:t>
+        <w:rPr>
+          <w:sz w:val="20"/>
+        </w:rPr>
+      </w:r>
+    </w:p>
+    <w:p>
+      <w:pPr>
+        <w:widowControl/>
+      </w:pPr>
+      <w:r>
+        <w:rPr>
+          <w:sz w:val="20"/>
+        </w:rPr>
+        <w:t xml:space="preserve">2. FAO. Food systems and livestock publications. </w:t>
+      </w:r>
+      <w:hyperlink r:id="rId10">
+        <w:r>
+          <w:rPr>
+            <w:sz w:val="20"/>
+          </w:rPr>
+          <w:t>https://www.fao.org/animal-production/en</w:t>
+        </w:r>
+      </w:hyperlink>
+      <w:r>
+        <w:rPr>
+          <w:sz w:val="20"/>
+        </w:rPr>
+      </w:r>
+    </w:p>
+    <w:p>
+      <w:pPr>
+        <w:pStyle w:val="Heading2"/>
+        <w:widowControl/>
+      </w:pPr>
+      <w:r>
+        <w:rPr>
+          <w:sz w:val="20"/>
+        </w:rPr>
+        <w:t>Материалы музеев, архивов и библиотек</w:t>
+      </w:r>
+    </w:p>
+    <w:p>
+      <w:pPr>
+        <w:widowControl/>
+      </w:pPr>
+      <w:r>
+        <w:rPr>
+          <w:sz w:val="20"/>
+        </w:rPr>
+        <w:t xml:space="preserve">1. Science Museum (London). Food and biotechnology objects and stories. </w:t>
       </w:r>
       <w:hyperlink r:id="rId11">
         <w:r>
           <w:rPr>
-            <w:color w:val="0563C1"/>
-            <w:u w:val="single"/>
+            <w:sz w:val="20"/>
           </w:rPr>
-          <w:t>https://gfi.org/cultivated-meat/</w:t>
+          <w:t>https://www.sciencemuseum.org.uk/objects-and-stories</w:t>
         </w:r>
       </w:hyperlink>
+      <w:r>
+        <w:rPr>
+          <w:sz w:val="20"/>
+        </w:rPr>
+      </w:r>
     </w:p>
     <w:p>
       <w:pPr>
-        <w:keepLines/>
-        <w:spacing w:after="80" w:line="300" w:lineRule="auto"/>
-        <w:numPr>
-          <w:ilvl w:val="0"/>
-          <w:numId w:val="11"/>
-        </w:numPr>
+        <w:pStyle w:val="Heading2"/>
+        <w:widowControl/>
       </w:pPr>
       <w:r>
-        <w:t xml:space="preserve">FAO. Публикации о продовольственных системах и животноводстве. </w:t>
+        <w:rPr>
+          <w:sz w:val="20"/>
+        </w:rPr>
+        <w:t>Пресса, научно-популярные и справочные материалы</w:t>
       </w:r>
+    </w:p>
+    <w:p>
+      <w:pPr>
+        <w:widowControl/>
+      </w:pPr>
       <w:r>
-        <w:t xml:space="preserve"> </w:t>
+        <w:rPr>
+          <w:sz w:val="20"/>
+        </w:rPr>
+        <w:t xml:space="preserve">1. Nature. Cultured meat subject page. </w:t>
       </w:r>
       <w:hyperlink r:id="rId12">
         <w:r>
           <w:rPr>
-            <w:color w:val="0563C1"/>
-            <w:u w:val="single"/>
+            <w:sz w:val="20"/>
           </w:rPr>
-          <w:t>https://www.fao.org/animal-production/en</w:t>
+          <w:t>https://www.nature.com/subjects/cultured-meat</w:t>
         </w:r>
       </w:hyperlink>
-    </w:p>
-    <w:p>
-      <w:pPr>
-        <w:pStyle w:val="Heading2"/>
-      </w:pPr>
       <w:r>
-        <w:t>D. Музеи, архивы и библиотеки</w:t>
+        <w:rPr>
+          <w:sz w:val="20"/>
+        </w:rPr>
       </w:r>
     </w:p>
     <w:p>
       <w:pPr>
-        <w:keepLines/>
-        <w:spacing w:after="80" w:line="300" w:lineRule="auto"/>
-        <w:numPr>
-          <w:ilvl w:val="0"/>
-          <w:numId w:val="12"/>
-        </w:numPr>
+        <w:widowControl/>
       </w:pPr>
       <w:r>
-        <w:t xml:space="preserve">Science Museum, London. Материалы о пище и биотехнологиях. </w:t>
-      </w:r>
-      <w:r>
-        <w:t xml:space="preserve"> </w:t>
+        <w:rPr>
+          <w:sz w:val="20"/>
+        </w:rPr>
+        <w:t xml:space="preserve">2. FDA. Human food made with cultured animal cells. </w:t>
       </w:r>
       <w:hyperlink r:id="rId13">
         <w:r>
           <w:rPr>
-            <w:color w:val="0563C1"/>
-            <w:u w:val="single"/>
-          </w:rPr>
-          <w:t>https://www.sciencemuseum.org.uk/objects-and-stories</w:t>
-        </w:r>
-      </w:hyperlink>
-    </w:p>
-    <w:p>
-      <w:pPr>
-        <w:pStyle w:val="Heading2"/>
-      </w:pPr>
-      <w:r>
-        <w:t>J. Пресса, научно-популярные и справочные материалы</w:t>
-      </w:r>
-    </w:p>
-    <w:p>
-      <w:pPr>
-        <w:keepLines/>
-        <w:spacing w:after="80" w:line="300" w:lineRule="auto"/>
-        <w:numPr>
-          <w:ilvl w:val="0"/>
-          <w:numId w:val="13"/>
-        </w:numPr>
-      </w:pPr>
-      <w:r>
-        <w:t xml:space="preserve">Nature. Тематическая страница о культивированном мясе. </w:t>
-      </w:r>
-      <w:r>
-        <w:t xml:space="preserve"> </w:t>
-      </w:r>
-      <w:hyperlink r:id="rId14">
-        <w:r>
-          <w:rPr>
-            <w:color w:val="0563C1"/>
-            <w:u w:val="single"/>
-          </w:rPr>
-          <w:t>https://www.nature.com/subjects/cultured-meat</w:t>
-        </w:r>
-      </w:hyperlink>
-    </w:p>
-    <w:p>
-      <w:pPr>
-        <w:keepLines/>
-        <w:spacing w:after="80" w:line="300" w:lineRule="auto"/>
-        <w:numPr>
-          <w:ilvl w:val="0"/>
-          <w:numId w:val="13"/>
-        </w:numPr>
-      </w:pPr>
-      <w:r>
-        <w:t xml:space="preserve">FDA. Пища для людей, изготовленная из культивированных животных клеток. </w:t>
-      </w:r>
-      <w:r>
-        <w:t xml:space="preserve"> </w:t>
-      </w:r>
-      <w:hyperlink r:id="rId15">
-        <w:r>
-          <w:rPr>
-            <w:color w:val="0563C1"/>
-            <w:u w:val="single"/>
+            <w:sz w:val="20"/>
           </w:rPr>
           <w:t>https://www.fda.gov/food/food-ingredients-packaging/human-food-made-cultured-animal-cells</w:t>
         </w:r>
       </w:hyperlink>
+      <w:r>
+        <w:rPr>
+          <w:sz w:val="20"/>
+        </w:rPr>
+      </w:r>
     </w:p>
     <w:sectPr>
-      <w:headerReference w:type="default" r:id="rId9"/>
-      <w:footerReference w:type="default" r:id="rId10"/>
-      <w:pgSz w:w="12240" w:h="15840"/>
-      <w:pgMar w:top="1440" w:right="1440" w:bottom="1440" w:left="1440" w:header="708" w:footer="708" w:gutter="0"/>
+      <w:footerReference w:type="default" r:id="rId14"/>
+      <w:pgSz w:w="11906" w:h="16838"/>
+      <w:pgMar w:top="1020" w:right="1134" w:bottom="1020" w:left="1134" w:header="720" w:footer="720" w:gutter="0"/>
       <w:cols w:space="720"/>
       <w:docGrid w:linePitch="360"/>
     </w:sectPr>
@@ -449,60 +380,11 @@
   <w:p>
     <w:pPr>
       <w:pStyle w:val="Footer"/>
-      <w:spacing w:before="0" w:after="0"/>
       <w:jc w:val="right"/>
     </w:pPr>
-    <w:r>
-      <w:rPr>
-        <w:rFonts w:ascii="Calibri" w:hAnsi="Calibri" w:cs="Calibri"/>
-        <w:color w:val="666666"/>
-        <w:sz w:val="18"/>
-      </w:rPr>
-      <w:t xml:space="preserve">Страница </w:t>
-    </w:r>
-    <w:r>
-      <w:rPr>
-        <w:rFonts w:ascii="Calibri" w:hAnsi="Calibri" w:cs="Calibri"/>
-        <w:color w:val="666666"/>
-        <w:sz w:val="18"/>
-      </w:rPr>
-      <w:fldChar w:fldCharType="begin"/>
-      <w:instrText xml:space="preserve"> PAGE </w:instrText>
-      <w:fldChar w:fldCharType="separate"/>
-      <w:t>1</w:t>
-      <w:fldChar w:fldCharType="end"/>
-    </w:r>
+    <w:fldSimple w:instr="PAGE"/>
   </w:p>
 </w:ftr>
-</file>
-
-<file path=word/header1.xml><?xml version="1.0" encoding="utf-8"?>
-<w:hdr xmlns:m="http://schemas.openxmlformats.org/officeDocument/2006/math" xmlns:mc="http://schemas.openxmlformats.org/markup-compatibility/2006" xmlns:mo="http://schemas.microsoft.com/office/mac/office/2008/main" xmlns:mv="urn:schemas-microsoft-com:mac:vml" xmlns:o="urn:schemas-microsoft-com:office:office" xmlns:r="http://schemas.openxmlformats.org/officeDocument/2006/relationships" xmlns:v="urn:schemas-microsoft-com:vml" xmlns:w10="urn:schemas-microsoft-com:office:word" xmlns:w14="http://schemas.microsoft.com/office/word/2010/wordml" xmlns:w="http://schemas.openxmlformats.org/wordprocessingml/2006/main" xmlns:wne="http://schemas.microsoft.com/office/word/2006/wordml" xmlns:wp14="http://schemas.microsoft.com/office/word/2010/wordprocessingDrawing" xmlns:wp="http://schemas.openxmlformats.org/drawingml/2006/wordprocessingDrawing" xmlns:wpc="http://schemas.microsoft.com/office/word/2010/wordprocessingCanvas" xmlns:wpg="http://schemas.microsoft.com/office/word/2010/wordprocessingGroup" xmlns:wpi="http://schemas.microsoft.com/office/word/2010/wordprocessingInk" xmlns:wps="http://schemas.microsoft.com/office/word/2010/wordprocessingShape" mc:Ignorable="w14 wp14">
-  <w:p>
-    <w:pPr>
-      <w:pStyle w:val="Header"/>
-      <w:spacing w:after="0"/>
-      <w:jc w:val="left"/>
-    </w:pPr>
-    <w:r>
-      <w:rPr>
-        <w:rFonts w:ascii="Calibri" w:hAnsi="Calibri" w:cs="Calibri"/>
-        <w:b/>
-        <w:color w:val="666666"/>
-        <w:sz w:val="18"/>
-      </w:rPr>
-      <w:t>Открытия и изобретения</w:t>
-    </w:r>
-    <w:r>
-      <w:rPr>
-        <w:rFonts w:ascii="Calibri" w:hAnsi="Calibri" w:cs="Calibri"/>
-        <w:color w:val="666666"/>
-        <w:sz w:val="18"/>
-      </w:rPr>
-      <w:t xml:space="preserve">    |    7. Новые и преобразующие технологии</w:t>
-    </w:r>
-  </w:p>
-</w:hdr>
 </file>
 
 <file path=word/numbering.xml><?xml version="1.0" encoding="utf-8"?>
@@ -705,78 +587,6 @@
   <w:num w:numId="9">
     <w:abstractNumId w:val="0"/>
   </w:num>
-  <w:abstractNum w:abstractNumId="9">
-    <w:multiLevelType w:val="singleLevel"/>
-    <w:lvl w:ilvl="0">
-      <w:start w:val="1"/>
-      <w:numFmt w:val="bullet"/>
-      <w:lvlText w:val="•"/>
-      <w:lvlJc w:val="left"/>
-      <w:pPr>
-        <w:tabs>
-          <w:tab w:val="num" w:pos="540"/>
-        </w:tabs>
-        <w:ind w:left="540" w:hanging="270"/>
-      </w:pPr>
-    </w:lvl>
-  </w:abstractNum>
-  <w:num w:numId="10">
-    <w:abstractNumId w:val="9"/>
-  </w:num>
-  <w:abstractNum w:abstractNumId="10">
-    <w:multiLevelType w:val="singleLevel"/>
-    <w:lvl w:ilvl="0">
-      <w:start w:val="1"/>
-      <w:numFmt w:val="decimal"/>
-      <w:lvlText w:val="%1."/>
-      <w:lvlJc w:val="left"/>
-      <w:pPr>
-        <w:tabs>
-          <w:tab w:val="num" w:pos="540"/>
-        </w:tabs>
-        <w:ind w:left="540" w:hanging="270"/>
-      </w:pPr>
-    </w:lvl>
-  </w:abstractNum>
-  <w:num w:numId="11">
-    <w:abstractNumId w:val="10"/>
-  </w:num>
-  <w:abstractNum w:abstractNumId="11">
-    <w:multiLevelType w:val="singleLevel"/>
-    <w:lvl w:ilvl="0">
-      <w:start w:val="1"/>
-      <w:numFmt w:val="decimal"/>
-      <w:lvlText w:val="%1."/>
-      <w:lvlJc w:val="left"/>
-      <w:pPr>
-        <w:tabs>
-          <w:tab w:val="num" w:pos="540"/>
-        </w:tabs>
-        <w:ind w:left="540" w:hanging="270"/>
-      </w:pPr>
-    </w:lvl>
-  </w:abstractNum>
-  <w:num w:numId="12">
-    <w:abstractNumId w:val="11"/>
-  </w:num>
-  <w:abstractNum w:abstractNumId="12">
-    <w:multiLevelType w:val="singleLevel"/>
-    <w:lvl w:ilvl="0">
-      <w:start w:val="1"/>
-      <w:numFmt w:val="decimal"/>
-      <w:lvlText w:val="%1."/>
-      <w:lvlJc w:val="left"/>
-      <w:pPr>
-        <w:tabs>
-          <w:tab w:val="num" w:pos="540"/>
-        </w:tabs>
-        <w:ind w:left="540" w:hanging="270"/>
-      </w:pPr>
-    </w:lvl>
-  </w:abstractNum>
-  <w:num w:numId="13">
-    <w:abstractNumId w:val="12"/>
-  </w:num>
 </w:numbering>
 </file>
 
@@ -785,7 +595,7 @@
   <w:docDefaults>
     <w:rPrDefault>
       <w:rPr>
-        <w:rFonts w:asciiTheme="minorHAnsi" w:eastAsiaTheme="minorEastAsia" w:hAnsiTheme="minorHAnsi" w:cstheme="minorBidi"/>
+        <w:rFonts/>
         <w:sz w:val="22"/>
         <w:szCs w:val="22"/>
         <w:lang w:val="en-US" w:eastAsia="en-US" w:bidi="ar-SA"/>
@@ -941,12 +751,13 @@
     <w:qFormat/>
     <w:rsid w:val="00FC693F"/>
     <w:pPr>
-      <w:widowControl/>
-      <w:spacing w:before="0" w:after="120" w:line="300" w:lineRule="auto"/>
+      <w:spacing w:after="120" w:line="259" w:lineRule="auto"/>
     </w:pPr>
     <w:rPr>
-      <w:rFonts w:ascii="Calibri" w:hAnsi="Calibri" w:cs="Calibri"/>
-      <w:sz w:val="22"/>
+      <w:rFonts w:ascii="Times New Roman" w:hAnsi="Times New Roman"/>
+      <w:color w:val="000000"/>
+      <w:sz w:val="24"/>
+      <w:lang w:val="ru-RU"/>
     </w:rPr>
   </w:style>
   <w:style w:type="paragraph" w:styleId="Header">
@@ -1004,16 +815,17 @@
     <w:pPr>
       <w:keepNext/>
       <w:keepLines/>
-      <w:spacing w:before="360" w:after="200"/>
+      <w:spacing w:before="480" w:after="120" w:line="259" w:lineRule="auto"/>
       <w:outlineLvl w:val="0"/>
     </w:pPr>
     <w:rPr>
-      <w:rFonts w:asciiTheme="majorHAnsi" w:eastAsiaTheme="majorEastAsia" w:hAnsiTheme="majorHAnsi" w:cstheme="majorBidi" w:ascii="Calibri" w:hAnsi="Calibri" w:cs="Calibri"/>
+      <w:rFonts w:ascii="Times New Roman" w:hAnsi="Times New Roman"/>
       <w:b/>
       <w:bCs/>
-      <w:color w:val="2E74B5"/>
-      <w:sz w:val="32"/>
+      <w:color w:val="000000"/>
+      <w:sz w:val="26"/>
       <w:szCs w:val="28"/>
+      <w:lang w:val="ru-RU"/>
     </w:rPr>
   </w:style>
   <w:style w:type="paragraph" w:styleId="Heading2">
@@ -1028,16 +840,17 @@
     <w:pPr>
       <w:keepNext/>
       <w:keepLines/>
-      <w:spacing w:before="280" w:after="140"/>
+      <w:spacing w:before="200" w:after="120" w:line="259" w:lineRule="auto"/>
       <w:outlineLvl w:val="1"/>
     </w:pPr>
     <w:rPr>
-      <w:rFonts w:asciiTheme="majorHAnsi" w:eastAsiaTheme="majorEastAsia" w:hAnsiTheme="majorHAnsi" w:cstheme="majorBidi" w:ascii="Calibri" w:hAnsi="Calibri" w:cs="Calibri"/>
+      <w:rFonts w:ascii="Times New Roman" w:hAnsi="Times New Roman"/>
       <w:b/>
       <w:bCs/>
-      <w:color w:val="2E74B5"/>
+      <w:color w:val="000000"/>
       <w:sz w:val="26"/>
       <w:szCs w:val="26"/>
+      <w:lang w:val="ru-RU"/>
     </w:rPr>
   </w:style>
   <w:style w:type="paragraph" w:styleId="Heading3">
@@ -1052,15 +865,14 @@
     <w:pPr>
       <w:keepNext/>
       <w:keepLines/>
-      <w:spacing w:before="200" w:after="100"/>
+      <w:spacing w:before="200" w:after="0"/>
       <w:outlineLvl w:val="2"/>
     </w:pPr>
     <w:rPr>
-      <w:rFonts w:asciiTheme="majorHAnsi" w:eastAsiaTheme="majorEastAsia" w:hAnsiTheme="majorHAnsi" w:cstheme="majorBidi" w:ascii="Calibri" w:hAnsi="Calibri" w:cs="Calibri"/>
+      <w:rFonts/>
       <w:b/>
       <w:bCs/>
-      <w:color w:val="1F4D78"/>
-      <w:sz w:val="24"/>
+      <w:color w:val="4F81BD" w:themeColor="accent1"/>
     </w:rPr>
   </w:style>
   <w:style w:type="paragraph" w:styleId="Heading4">
@@ -1080,7 +892,7 @@
       <w:outlineLvl w:val="3"/>
     </w:pPr>
     <w:rPr>
-      <w:rFonts w:asciiTheme="majorHAnsi" w:eastAsiaTheme="majorEastAsia" w:hAnsiTheme="majorHAnsi" w:cstheme="majorBidi"/>
+      <w:rFonts/>
       <w:b/>
       <w:bCs/>
       <w:i/>
@@ -1105,7 +917,7 @@
       <w:outlineLvl w:val="4"/>
     </w:pPr>
     <w:rPr>
-      <w:rFonts w:asciiTheme="majorHAnsi" w:eastAsiaTheme="majorEastAsia" w:hAnsiTheme="majorHAnsi" w:cstheme="majorBidi"/>
+      <w:rFonts/>
       <w:color w:val="243F60" w:themeColor="accent1" w:themeShade="7F"/>
     </w:rPr>
   </w:style>
@@ -1126,7 +938,7 @@
       <w:outlineLvl w:val="5"/>
     </w:pPr>
     <w:rPr>
-      <w:rFonts w:asciiTheme="majorHAnsi" w:eastAsiaTheme="majorEastAsia" w:hAnsiTheme="majorHAnsi" w:cstheme="majorBidi"/>
+      <w:rFonts/>
       <w:i/>
       <w:iCs/>
       <w:color w:val="243F60" w:themeColor="accent1" w:themeShade="7F"/>
@@ -1149,7 +961,7 @@
       <w:outlineLvl w:val="6"/>
     </w:pPr>
     <w:rPr>
-      <w:rFonts w:asciiTheme="majorHAnsi" w:eastAsiaTheme="majorEastAsia" w:hAnsiTheme="majorHAnsi" w:cstheme="majorBidi"/>
+      <w:rFonts/>
       <w:i/>
       <w:iCs/>
       <w:color w:val="404040" w:themeColor="text1" w:themeTint="BF"/>
@@ -1172,7 +984,7 @@
       <w:outlineLvl w:val="7"/>
     </w:pPr>
     <w:rPr>
-      <w:rFonts w:asciiTheme="majorHAnsi" w:eastAsiaTheme="majorEastAsia" w:hAnsiTheme="majorHAnsi" w:cstheme="majorBidi"/>
+      <w:rFonts/>
       <w:color w:val="4F81BD" w:themeColor="accent1"/>
       <w:sz w:val="20"/>
       <w:szCs w:val="20"/>
@@ -1195,7 +1007,7 @@
       <w:outlineLvl w:val="8"/>
     </w:pPr>
     <w:rPr>
-      <w:rFonts w:asciiTheme="majorHAnsi" w:eastAsiaTheme="majorEastAsia" w:hAnsiTheme="majorHAnsi" w:cstheme="majorBidi"/>
+      <w:rFonts/>
       <w:i/>
       <w:iCs/>
       <w:color w:val="404040" w:themeColor="text1" w:themeTint="BF"/>
@@ -1246,7 +1058,7 @@
     <w:uiPriority w:val="9"/>
     <w:rsid w:val="00FC693F"/>
     <w:rPr>
-      <w:rFonts w:asciiTheme="majorHAnsi" w:eastAsiaTheme="majorEastAsia" w:hAnsiTheme="majorHAnsi" w:cstheme="majorBidi"/>
+      <w:rFonts/>
       <w:b/>
       <w:bCs/>
       <w:color w:val="365F91" w:themeColor="accent1" w:themeShade="BF"/>
@@ -1261,7 +1073,7 @@
     <w:uiPriority w:val="9"/>
     <w:rsid w:val="00FC693F"/>
     <w:rPr>
-      <w:rFonts w:asciiTheme="majorHAnsi" w:eastAsiaTheme="majorEastAsia" w:hAnsiTheme="majorHAnsi" w:cstheme="majorBidi"/>
+      <w:rFonts/>
       <w:b/>
       <w:bCs/>
       <w:color w:val="4F81BD" w:themeColor="accent1"/>
@@ -1276,7 +1088,7 @@
     <w:uiPriority w:val="9"/>
     <w:rsid w:val="00FC693F"/>
     <w:rPr>
-      <w:rFonts w:asciiTheme="majorHAnsi" w:eastAsiaTheme="majorEastAsia" w:hAnsiTheme="majorHAnsi" w:cstheme="majorBidi"/>
+      <w:rFonts/>
       <w:b/>
       <w:bCs/>
       <w:color w:val="4F81BD" w:themeColor="accent1"/>
@@ -1291,19 +1103,17 @@
     <w:qFormat/>
     <w:rsid w:val="00FC693F"/>
     <w:pPr>
-      <w:pBdr>
-        <w:bottom w:val="single" w:sz="8" w:space="4" w:color="4F81BD" w:themeColor="accent1"/>
-      </w:pBdr>
-      <w:spacing w:after="300" w:line="240" w:lineRule="auto"/>
+      <w:spacing w:after="120" w:line="259" w:lineRule="auto"/>
       <w:contextualSpacing/>
     </w:pPr>
     <w:rPr>
-      <w:rFonts w:asciiTheme="majorHAnsi" w:eastAsiaTheme="majorEastAsia" w:hAnsiTheme="majorHAnsi" w:cstheme="majorBidi"/>
-      <w:color w:val="17365D" w:themeColor="text2" w:themeShade="BF"/>
+      <w:rFonts w:ascii="Times New Roman" w:hAnsi="Times New Roman"/>
+      <w:color w:val="000000"/>
       <w:spacing w:val="5"/>
       <w:kern w:val="28"/>
-      <w:sz w:val="52"/>
+      <w:sz w:val="40"/>
       <w:szCs w:val="52"/>
+      <w:lang w:val="ru-RU"/>
     </w:rPr>
   </w:style>
   <w:style w:type="character" w:customStyle="1" w:styleId="TitleChar">
@@ -1313,7 +1123,7 @@
     <w:uiPriority w:val="10"/>
     <w:rsid w:val="00FC693F"/>
     <w:rPr>
-      <w:rFonts w:asciiTheme="majorHAnsi" w:eastAsiaTheme="majorEastAsia" w:hAnsiTheme="majorHAnsi" w:cstheme="majorBidi"/>
+      <w:rFonts/>
       <w:color w:val="17365D" w:themeColor="text2" w:themeShade="BF"/>
       <w:spacing w:val="5"/>
       <w:kern w:val="28"/>
@@ -1335,7 +1145,7 @@
       </w:numPr>
     </w:pPr>
     <w:rPr>
-      <w:rFonts w:asciiTheme="majorHAnsi" w:eastAsiaTheme="majorEastAsia" w:hAnsiTheme="majorHAnsi" w:cstheme="majorBidi"/>
+      <w:rFonts/>
       <w:i/>
       <w:iCs/>
       <w:color w:val="4F81BD" w:themeColor="accent1"/>
@@ -1351,7 +1161,7 @@
     <w:uiPriority w:val="11"/>
     <w:rsid w:val="00FC693F"/>
     <w:rPr>
-      <w:rFonts w:asciiTheme="majorHAnsi" w:eastAsiaTheme="majorEastAsia" w:hAnsiTheme="majorHAnsi" w:cstheme="majorBidi"/>
+      <w:rFonts/>
       <w:i/>
       <w:iCs/>
       <w:color w:val="4F81BD" w:themeColor="accent1"/>
@@ -1476,8 +1286,15 @@
       <w:numPr>
         <w:numId w:val="1"/>
       </w:numPr>
+      <w:spacing w:after="120" w:line="259" w:lineRule="auto"/>
       <w:contextualSpacing/>
     </w:pPr>
+    <w:rPr>
+      <w:rFonts w:ascii="Times New Roman" w:hAnsi="Times New Roman"/>
+      <w:color w:val="000000"/>
+      <w:sz w:val="24"/>
+      <w:lang w:val="ru-RU"/>
+    </w:rPr>
   </w:style>
   <w:style w:type="paragraph" w:styleId="ListBullet2">
     <w:name w:val="List Bullet 2"/>
@@ -1649,7 +1466,7 @@
     <w:semiHidden/>
     <w:rsid w:val="00FC693F"/>
     <w:rPr>
-      <w:rFonts w:asciiTheme="majorHAnsi" w:eastAsiaTheme="majorEastAsia" w:hAnsiTheme="majorHAnsi" w:cstheme="majorBidi"/>
+      <w:rFonts/>
       <w:b/>
       <w:bCs/>
       <w:i/>
@@ -1665,7 +1482,7 @@
     <w:semiHidden/>
     <w:rsid w:val="00FC693F"/>
     <w:rPr>
-      <w:rFonts w:asciiTheme="majorHAnsi" w:eastAsiaTheme="majorEastAsia" w:hAnsiTheme="majorHAnsi" w:cstheme="majorBidi"/>
+      <w:rFonts/>
       <w:color w:val="243F60" w:themeColor="accent1" w:themeShade="7F"/>
     </w:rPr>
   </w:style>
@@ -1677,7 +1494,7 @@
     <w:semiHidden/>
     <w:rsid w:val="00FC693F"/>
     <w:rPr>
-      <w:rFonts w:asciiTheme="majorHAnsi" w:eastAsiaTheme="majorEastAsia" w:hAnsiTheme="majorHAnsi" w:cstheme="majorBidi"/>
+      <w:rFonts/>
       <w:i/>
       <w:iCs/>
       <w:color w:val="243F60" w:themeColor="accent1" w:themeShade="7F"/>
@@ -1691,7 +1508,7 @@
     <w:semiHidden/>
     <w:rsid w:val="00FC693F"/>
     <w:rPr>
-      <w:rFonts w:asciiTheme="majorHAnsi" w:eastAsiaTheme="majorEastAsia" w:hAnsiTheme="majorHAnsi" w:cstheme="majorBidi"/>
+      <w:rFonts/>
       <w:i/>
       <w:iCs/>
       <w:color w:val="404040" w:themeColor="text1" w:themeTint="BF"/>
@@ -1705,7 +1522,7 @@
     <w:semiHidden/>
     <w:rsid w:val="00FC693F"/>
     <w:rPr>
-      <w:rFonts w:asciiTheme="majorHAnsi" w:eastAsiaTheme="majorEastAsia" w:hAnsiTheme="majorHAnsi" w:cstheme="majorBidi"/>
+      <w:rFonts/>
       <w:color w:val="4F81BD" w:themeColor="accent1"/>
       <w:sz w:val="20"/>
       <w:szCs w:val="20"/>
@@ -1719,7 +1536,7 @@
     <w:semiHidden/>
     <w:rsid w:val="00FC693F"/>
     <w:rPr>
-      <w:rFonts w:asciiTheme="majorHAnsi" w:eastAsiaTheme="majorEastAsia" w:hAnsiTheme="majorHAnsi" w:cstheme="majorBidi"/>
+      <w:rFonts/>
       <w:i/>
       <w:iCs/>
       <w:color w:val="404040" w:themeColor="text1" w:themeTint="BF"/>
@@ -1778,9 +1595,6 @@
     <w:qFormat/>
     <w:rsid w:val="00FC693F"/>
     <w:pPr>
-      <w:pBdr>
-        <w:bottom w:val="single" w:sz="4" w:space="4" w:color="4F81BD" w:themeColor="accent1"/>
-      </w:pBdr>
       <w:spacing w:before="200" w:after="280"/>
       <w:ind w:left="936" w:right="936"/>
     </w:pPr>
@@ -3308,7 +3122,7 @@
         <w:spacing w:before="0" w:after="0" w:line="240" w:lineRule="auto"/>
       </w:pPr>
       <w:rPr>
-        <w:rFonts w:asciiTheme="majorHAnsi" w:eastAsiaTheme="majorEastAsia" w:hAnsiTheme="majorHAnsi" w:cstheme="majorBidi"/>
+        <w:rFonts/>
         <w:b/>
         <w:bCs/>
       </w:rPr>
@@ -3329,7 +3143,7 @@
         <w:spacing w:before="0" w:after="0" w:line="240" w:lineRule="auto"/>
       </w:pPr>
       <w:rPr>
-        <w:rFonts w:asciiTheme="majorHAnsi" w:eastAsiaTheme="majorEastAsia" w:hAnsiTheme="majorHAnsi" w:cstheme="majorBidi"/>
+        <w:rFonts/>
         <w:b/>
         <w:bCs/>
       </w:rPr>
@@ -3347,14 +3161,14 @@
     </w:tblStylePr>
     <w:tblStylePr w:type="firstCol">
       <w:rPr>
-        <w:rFonts w:asciiTheme="majorHAnsi" w:eastAsiaTheme="majorEastAsia" w:hAnsiTheme="majorHAnsi" w:cstheme="majorBidi"/>
+        <w:rFonts/>
         <w:b/>
         <w:bCs/>
       </w:rPr>
     </w:tblStylePr>
     <w:tblStylePr w:type="lastCol">
       <w:rPr>
-        <w:rFonts w:asciiTheme="majorHAnsi" w:eastAsiaTheme="majorEastAsia" w:hAnsiTheme="majorHAnsi" w:cstheme="majorBidi"/>
+        <w:rFonts/>
         <w:b/>
         <w:bCs/>
       </w:rPr>
@@ -3438,7 +3252,7 @@
         <w:spacing w:before="0" w:after="0" w:line="240" w:lineRule="auto"/>
       </w:pPr>
       <w:rPr>
-        <w:rFonts w:asciiTheme="majorHAnsi" w:eastAsiaTheme="majorEastAsia" w:hAnsiTheme="majorHAnsi" w:cstheme="majorBidi"/>
+        <w:rFonts/>
         <w:b/>
         <w:bCs/>
       </w:rPr>
@@ -3459,7 +3273,7 @@
         <w:spacing w:before="0" w:after="0" w:line="240" w:lineRule="auto"/>
       </w:pPr>
       <w:rPr>
-        <w:rFonts w:asciiTheme="majorHAnsi" w:eastAsiaTheme="majorEastAsia" w:hAnsiTheme="majorHAnsi" w:cstheme="majorBidi"/>
+        <w:rFonts/>
         <w:b/>
         <w:bCs/>
       </w:rPr>
@@ -3477,14 +3291,14 @@
     </w:tblStylePr>
     <w:tblStylePr w:type="firstCol">
       <w:rPr>
-        <w:rFonts w:asciiTheme="majorHAnsi" w:eastAsiaTheme="majorEastAsia" w:hAnsiTheme="majorHAnsi" w:cstheme="majorBidi"/>
+        <w:rFonts/>
         <w:b/>
         <w:bCs/>
       </w:rPr>
     </w:tblStylePr>
     <w:tblStylePr w:type="lastCol">
       <w:rPr>
-        <w:rFonts w:asciiTheme="majorHAnsi" w:eastAsiaTheme="majorEastAsia" w:hAnsiTheme="majorHAnsi" w:cstheme="majorBidi"/>
+        <w:rFonts/>
         <w:b/>
         <w:bCs/>
       </w:rPr>
@@ -3568,7 +3382,7 @@
         <w:spacing w:before="0" w:after="0" w:line="240" w:lineRule="auto"/>
       </w:pPr>
       <w:rPr>
-        <w:rFonts w:asciiTheme="majorHAnsi" w:eastAsiaTheme="majorEastAsia" w:hAnsiTheme="majorHAnsi" w:cstheme="majorBidi"/>
+        <w:rFonts/>
         <w:b/>
         <w:bCs/>
       </w:rPr>
@@ -3589,7 +3403,7 @@
         <w:spacing w:before="0" w:after="0" w:line="240" w:lineRule="auto"/>
       </w:pPr>
       <w:rPr>
-        <w:rFonts w:asciiTheme="majorHAnsi" w:eastAsiaTheme="majorEastAsia" w:hAnsiTheme="majorHAnsi" w:cstheme="majorBidi"/>
+        <w:rFonts/>
         <w:b/>
         <w:bCs/>
       </w:rPr>
@@ -3607,14 +3421,14 @@
     </w:tblStylePr>
     <w:tblStylePr w:type="firstCol">
       <w:rPr>
-        <w:rFonts w:asciiTheme="majorHAnsi" w:eastAsiaTheme="majorEastAsia" w:hAnsiTheme="majorHAnsi" w:cstheme="majorBidi"/>
+        <w:rFonts/>
         <w:b/>
         <w:bCs/>
       </w:rPr>
     </w:tblStylePr>
     <w:tblStylePr w:type="lastCol">
       <w:rPr>
-        <w:rFonts w:asciiTheme="majorHAnsi" w:eastAsiaTheme="majorEastAsia" w:hAnsiTheme="majorHAnsi" w:cstheme="majorBidi"/>
+        <w:rFonts/>
         <w:b/>
         <w:bCs/>
       </w:rPr>
@@ -3698,7 +3512,7 @@
         <w:spacing w:before="0" w:after="0" w:line="240" w:lineRule="auto"/>
       </w:pPr>
       <w:rPr>
-        <w:rFonts w:asciiTheme="majorHAnsi" w:eastAsiaTheme="majorEastAsia" w:hAnsiTheme="majorHAnsi" w:cstheme="majorBidi"/>
+        <w:rFonts/>
         <w:b/>
         <w:bCs/>
       </w:rPr>
@@ -3719,7 +3533,7 @@
         <w:spacing w:before="0" w:after="0" w:line="240" w:lineRule="auto"/>
       </w:pPr>
       <w:rPr>
-        <w:rFonts w:asciiTheme="majorHAnsi" w:eastAsiaTheme="majorEastAsia" w:hAnsiTheme="majorHAnsi" w:cstheme="majorBidi"/>
+        <w:rFonts/>
         <w:b/>
         <w:bCs/>
       </w:rPr>
@@ -3737,14 +3551,14 @@
     </w:tblStylePr>
     <w:tblStylePr w:type="firstCol">
       <w:rPr>
-        <w:rFonts w:asciiTheme="majorHAnsi" w:eastAsiaTheme="majorEastAsia" w:hAnsiTheme="majorHAnsi" w:cstheme="majorBidi"/>
+        <w:rFonts/>
         <w:b/>
         <w:bCs/>
       </w:rPr>
     </w:tblStylePr>
     <w:tblStylePr w:type="lastCol">
       <w:rPr>
-        <w:rFonts w:asciiTheme="majorHAnsi" w:eastAsiaTheme="majorEastAsia" w:hAnsiTheme="majorHAnsi" w:cstheme="majorBidi"/>
+        <w:rFonts/>
         <w:b/>
         <w:bCs/>
       </w:rPr>
@@ -3828,7 +3642,7 @@
         <w:spacing w:before="0" w:after="0" w:line="240" w:lineRule="auto"/>
       </w:pPr>
       <w:rPr>
-        <w:rFonts w:asciiTheme="majorHAnsi" w:eastAsiaTheme="majorEastAsia" w:hAnsiTheme="majorHAnsi" w:cstheme="majorBidi"/>
+        <w:rFonts/>
         <w:b/>
         <w:bCs/>
       </w:rPr>
@@ -3849,7 +3663,7 @@
         <w:spacing w:before="0" w:after="0" w:line="240" w:lineRule="auto"/>
       </w:pPr>
       <w:rPr>
-        <w:rFonts w:asciiTheme="majorHAnsi" w:eastAsiaTheme="majorEastAsia" w:hAnsiTheme="majorHAnsi" w:cstheme="majorBidi"/>
+        <w:rFonts/>
         <w:b/>
         <w:bCs/>
       </w:rPr>
@@ -3867,14 +3681,14 @@
     </w:tblStylePr>
     <w:tblStylePr w:type="firstCol">
       <w:rPr>
-        <w:rFonts w:asciiTheme="majorHAnsi" w:eastAsiaTheme="majorEastAsia" w:hAnsiTheme="majorHAnsi" w:cstheme="majorBidi"/>
+        <w:rFonts/>
         <w:b/>
         <w:bCs/>
       </w:rPr>
     </w:tblStylePr>
     <w:tblStylePr w:type="lastCol">
       <w:rPr>
-        <w:rFonts w:asciiTheme="majorHAnsi" w:eastAsiaTheme="majorEastAsia" w:hAnsiTheme="majorHAnsi" w:cstheme="majorBidi"/>
+        <w:rFonts/>
         <w:b/>
         <w:bCs/>
       </w:rPr>
@@ -3958,7 +3772,7 @@
         <w:spacing w:before="0" w:after="0" w:line="240" w:lineRule="auto"/>
       </w:pPr>
       <w:rPr>
-        <w:rFonts w:asciiTheme="majorHAnsi" w:eastAsiaTheme="majorEastAsia" w:hAnsiTheme="majorHAnsi" w:cstheme="majorBidi"/>
+        <w:rFonts/>
         <w:b/>
         <w:bCs/>
       </w:rPr>
@@ -3979,7 +3793,7 @@
         <w:spacing w:before="0" w:after="0" w:line="240" w:lineRule="auto"/>
       </w:pPr>
       <w:rPr>
-        <w:rFonts w:asciiTheme="majorHAnsi" w:eastAsiaTheme="majorEastAsia" w:hAnsiTheme="majorHAnsi" w:cstheme="majorBidi"/>
+        <w:rFonts/>
         <w:b/>
         <w:bCs/>
       </w:rPr>
@@ -3997,14 +3811,14 @@
     </w:tblStylePr>
     <w:tblStylePr w:type="firstCol">
       <w:rPr>
-        <w:rFonts w:asciiTheme="majorHAnsi" w:eastAsiaTheme="majorEastAsia" w:hAnsiTheme="majorHAnsi" w:cstheme="majorBidi"/>
+        <w:rFonts/>
         <w:b/>
         <w:bCs/>
       </w:rPr>
     </w:tblStylePr>
     <w:tblStylePr w:type="lastCol">
       <w:rPr>
-        <w:rFonts w:asciiTheme="majorHAnsi" w:eastAsiaTheme="majorEastAsia" w:hAnsiTheme="majorHAnsi" w:cstheme="majorBidi"/>
+        <w:rFonts/>
         <w:b/>
         <w:bCs/>
       </w:rPr>
@@ -4088,7 +3902,7 @@
         <w:spacing w:before="0" w:after="0" w:line="240" w:lineRule="auto"/>
       </w:pPr>
       <w:rPr>
-        <w:rFonts w:asciiTheme="majorHAnsi" w:eastAsiaTheme="majorEastAsia" w:hAnsiTheme="majorHAnsi" w:cstheme="majorBidi"/>
+        <w:rFonts/>
         <w:b/>
         <w:bCs/>
       </w:rPr>
@@ -4109,7 +3923,7 @@
         <w:spacing w:before="0" w:after="0" w:line="240" w:lineRule="auto"/>
       </w:pPr>
       <w:rPr>
-        <w:rFonts w:asciiTheme="majorHAnsi" w:eastAsiaTheme="majorEastAsia" w:hAnsiTheme="majorHAnsi" w:cstheme="majorBidi"/>
+        <w:rFonts/>
         <w:b/>
         <w:bCs/>
       </w:rPr>
@@ -4127,14 +3941,14 @@
     </w:tblStylePr>
     <w:tblStylePr w:type="firstCol">
       <w:rPr>
-        <w:rFonts w:asciiTheme="majorHAnsi" w:eastAsiaTheme="majorEastAsia" w:hAnsiTheme="majorHAnsi" w:cstheme="majorBidi"/>
+        <w:rFonts/>
         <w:b/>
         <w:bCs/>
       </w:rPr>
     </w:tblStylePr>
     <w:tblStylePr w:type="lastCol">
       <w:rPr>
-        <w:rFonts w:asciiTheme="majorHAnsi" w:eastAsiaTheme="majorEastAsia" w:hAnsiTheme="majorHAnsi" w:cstheme="majorBidi"/>
+        <w:rFonts/>
         <w:b/>
         <w:bCs/>
       </w:rPr>
@@ -5999,7 +5813,7 @@
     </w:tblPr>
     <w:tblStylePr w:type="firstRow">
       <w:rPr>
-        <w:rFonts w:asciiTheme="majorHAnsi" w:eastAsiaTheme="majorEastAsia" w:hAnsiTheme="majorHAnsi" w:cstheme="majorBidi"/>
+        <w:rFonts/>
       </w:rPr>
       <w:tblPr/>
       <w:tcPr>
@@ -6083,7 +5897,7 @@
     </w:tblPr>
     <w:tblStylePr w:type="firstRow">
       <w:rPr>
-        <w:rFonts w:asciiTheme="majorHAnsi" w:eastAsiaTheme="majorEastAsia" w:hAnsiTheme="majorHAnsi" w:cstheme="majorBidi"/>
+        <w:rFonts/>
       </w:rPr>
       <w:tblPr/>
       <w:tcPr>
@@ -6167,7 +5981,7 @@
     </w:tblPr>
     <w:tblStylePr w:type="firstRow">
       <w:rPr>
-        <w:rFonts w:asciiTheme="majorHAnsi" w:eastAsiaTheme="majorEastAsia" w:hAnsiTheme="majorHAnsi" w:cstheme="majorBidi"/>
+        <w:rFonts/>
       </w:rPr>
       <w:tblPr/>
       <w:tcPr>
@@ -6251,7 +6065,7 @@
     </w:tblPr>
     <w:tblStylePr w:type="firstRow">
       <w:rPr>
-        <w:rFonts w:asciiTheme="majorHAnsi" w:eastAsiaTheme="majorEastAsia" w:hAnsiTheme="majorHAnsi" w:cstheme="majorBidi"/>
+        <w:rFonts/>
       </w:rPr>
       <w:tblPr/>
       <w:tcPr>
@@ -6335,7 +6149,7 @@
     </w:tblPr>
     <w:tblStylePr w:type="firstRow">
       <w:rPr>
-        <w:rFonts w:asciiTheme="majorHAnsi" w:eastAsiaTheme="majorEastAsia" w:hAnsiTheme="majorHAnsi" w:cstheme="majorBidi"/>
+        <w:rFonts/>
       </w:rPr>
       <w:tblPr/>
       <w:tcPr>
@@ -6419,7 +6233,7 @@
     </w:tblPr>
     <w:tblStylePr w:type="firstRow">
       <w:rPr>
-        <w:rFonts w:asciiTheme="majorHAnsi" w:eastAsiaTheme="majorEastAsia" w:hAnsiTheme="majorHAnsi" w:cstheme="majorBidi"/>
+        <w:rFonts/>
       </w:rPr>
       <w:tblPr/>
       <w:tcPr>
@@ -6503,7 +6317,7 @@
     </w:tblPr>
     <w:tblStylePr w:type="firstRow">
       <w:rPr>
-        <w:rFonts w:asciiTheme="majorHAnsi" w:eastAsiaTheme="majorEastAsia" w:hAnsiTheme="majorHAnsi" w:cstheme="majorBidi"/>
+        <w:rFonts/>
       </w:rPr>
       <w:tblPr/>
       <w:tcPr>
@@ -6568,7 +6382,7 @@
       <w:spacing w:after="0" w:line="240" w:lineRule="auto"/>
     </w:pPr>
     <w:rPr>
-      <w:rFonts w:asciiTheme="majorHAnsi" w:eastAsiaTheme="majorEastAsia" w:hAnsiTheme="majorHAnsi" w:cstheme="majorBidi"/>
+      <w:rFonts/>
       <w:color w:val="000000" w:themeColor="text1"/>
     </w:rPr>
     <w:tblPr>
@@ -6696,7 +6510,7 @@
       <w:spacing w:after="0" w:line="240" w:lineRule="auto"/>
     </w:pPr>
     <w:rPr>
-      <w:rFonts w:asciiTheme="majorHAnsi" w:eastAsiaTheme="majorEastAsia" w:hAnsiTheme="majorHAnsi" w:cstheme="majorBidi"/>
+      <w:rFonts/>
       <w:color w:val="000000" w:themeColor="text1"/>
     </w:rPr>
     <w:tblPr>
@@ -6824,7 +6638,7 @@
       <w:spacing w:after="0" w:line="240" w:lineRule="auto"/>
     </w:pPr>
     <w:rPr>
-      <w:rFonts w:asciiTheme="majorHAnsi" w:eastAsiaTheme="majorEastAsia" w:hAnsiTheme="majorHAnsi" w:cstheme="majorBidi"/>
+      <w:rFonts/>
       <w:color w:val="000000" w:themeColor="text1"/>
     </w:rPr>
     <w:tblPr>
@@ -6952,7 +6766,7 @@
       <w:spacing w:after="0" w:line="240" w:lineRule="auto"/>
     </w:pPr>
     <w:rPr>
-      <w:rFonts w:asciiTheme="majorHAnsi" w:eastAsiaTheme="majorEastAsia" w:hAnsiTheme="majorHAnsi" w:cstheme="majorBidi"/>
+      <w:rFonts/>
       <w:color w:val="000000" w:themeColor="text1"/>
     </w:rPr>
     <w:tblPr>
@@ -7080,7 +6894,7 @@
       <w:spacing w:after="0" w:line="240" w:lineRule="auto"/>
     </w:pPr>
     <w:rPr>
-      <w:rFonts w:asciiTheme="majorHAnsi" w:eastAsiaTheme="majorEastAsia" w:hAnsiTheme="majorHAnsi" w:cstheme="majorBidi"/>
+      <w:rFonts/>
       <w:color w:val="000000" w:themeColor="text1"/>
     </w:rPr>
     <w:tblPr>
@@ -7208,7 +7022,7 @@
       <w:spacing w:after="0" w:line="240" w:lineRule="auto"/>
     </w:pPr>
     <w:rPr>
-      <w:rFonts w:asciiTheme="majorHAnsi" w:eastAsiaTheme="majorEastAsia" w:hAnsiTheme="majorHAnsi" w:cstheme="majorBidi"/>
+      <w:rFonts/>
       <w:color w:val="000000" w:themeColor="text1"/>
     </w:rPr>
     <w:tblPr>
@@ -7336,7 +7150,7 @@
       <w:spacing w:after="0" w:line="240" w:lineRule="auto"/>
     </w:pPr>
     <w:rPr>
-      <w:rFonts w:asciiTheme="majorHAnsi" w:eastAsiaTheme="majorEastAsia" w:hAnsiTheme="majorHAnsi" w:cstheme="majorBidi"/>
+      <w:rFonts/>
       <w:color w:val="000000" w:themeColor="text1"/>
     </w:rPr>
     <w:tblPr>
@@ -7975,7 +7789,7 @@
       <w:spacing w:after="0" w:line="240" w:lineRule="auto"/>
     </w:pPr>
     <w:rPr>
-      <w:rFonts w:asciiTheme="majorHAnsi" w:eastAsiaTheme="majorEastAsia" w:hAnsiTheme="majorHAnsi" w:cstheme="majorBidi"/>
+      <w:rFonts/>
       <w:color w:val="000000" w:themeColor="text1"/>
     </w:rPr>
     <w:tblPr>
@@ -8100,7 +7914,7 @@
       <w:spacing w:after="0" w:line="240" w:lineRule="auto"/>
     </w:pPr>
     <w:rPr>
-      <w:rFonts w:asciiTheme="majorHAnsi" w:eastAsiaTheme="majorEastAsia" w:hAnsiTheme="majorHAnsi" w:cstheme="majorBidi"/>
+      <w:rFonts/>
       <w:color w:val="000000" w:themeColor="text1"/>
     </w:rPr>
     <w:tblPr>
@@ -8225,7 +8039,7 @@
       <w:spacing w:after="0" w:line="240" w:lineRule="auto"/>
     </w:pPr>
     <w:rPr>
-      <w:rFonts w:asciiTheme="majorHAnsi" w:eastAsiaTheme="majorEastAsia" w:hAnsiTheme="majorHAnsi" w:cstheme="majorBidi"/>
+      <w:rFonts/>
       <w:color w:val="000000" w:themeColor="text1"/>
     </w:rPr>
     <w:tblPr>
@@ -8350,7 +8164,7 @@
       <w:spacing w:after="0" w:line="240" w:lineRule="auto"/>
     </w:pPr>
     <w:rPr>
-      <w:rFonts w:asciiTheme="majorHAnsi" w:eastAsiaTheme="majorEastAsia" w:hAnsiTheme="majorHAnsi" w:cstheme="majorBidi"/>
+      <w:rFonts/>
       <w:color w:val="000000" w:themeColor="text1"/>
     </w:rPr>
     <w:tblPr>
@@ -8475,7 +8289,7 @@
       <w:spacing w:after="0" w:line="240" w:lineRule="auto"/>
     </w:pPr>
     <w:rPr>
-      <w:rFonts w:asciiTheme="majorHAnsi" w:eastAsiaTheme="majorEastAsia" w:hAnsiTheme="majorHAnsi" w:cstheme="majorBidi"/>
+      <w:rFonts/>
       <w:color w:val="000000" w:themeColor="text1"/>
     </w:rPr>
     <w:tblPr>
@@ -8600,7 +8414,7 @@
       <w:spacing w:after="0" w:line="240" w:lineRule="auto"/>
     </w:pPr>
     <w:rPr>
-      <w:rFonts w:asciiTheme="majorHAnsi" w:eastAsiaTheme="majorEastAsia" w:hAnsiTheme="majorHAnsi" w:cstheme="majorBidi"/>
+      <w:rFonts/>
       <w:color w:val="000000" w:themeColor="text1"/>
     </w:rPr>
     <w:tblPr>
@@ -8725,7 +8539,7 @@
       <w:spacing w:after="0" w:line="240" w:lineRule="auto"/>
     </w:pPr>
     <w:rPr>
-      <w:rFonts w:asciiTheme="majorHAnsi" w:eastAsiaTheme="majorEastAsia" w:hAnsiTheme="majorHAnsi" w:cstheme="majorBidi"/>
+      <w:rFonts/>
       <w:color w:val="000000" w:themeColor="text1"/>
     </w:rPr>
     <w:tblPr>
